--- a/3rd year/CourseWork/введение.docx
+++ b/3rd year/CourseWork/введение.docx
@@ -152,7 +152,7 @@
           <w:szCs w:val="28"/>
         </w:rPr>
         <w:pict w14:anchorId="32675BD9">
-          <v:rect id="_x0000_i1037" style="width:0;height:1.5pt" o:hralign="center" o:hrstd="t" o:hr="t" fillcolor="#a0a0a0" stroked="f"/>
+          <v:rect id="_x0000_i1025" style="width:0;height:1.5pt" o:hralign="center" o:hrstd="t" o:hr="t" fillcolor="#a0a0a0" stroked="f"/>
         </w:pict>
       </w:r>
     </w:p>
@@ -188,13 +188,23 @@
           <w:szCs w:val="28"/>
         </w:rPr>
       </w:pPr>
-      <w:r>
-        <w:rPr>
-          <w:rFonts w:ascii="Times New Roman" w:hAnsi="Times New Roman" w:cs="Times New Roman"/>
-          <w:sz w:val="28"/>
-          <w:szCs w:val="28"/>
-        </w:rPr>
-        <w:t>Целью данной курсовой работы является разработка веб-приложения для онлайн-бронирования номеров в сети отелей. Приложение должно позволять пользователям просматривать доступные отели и номера, бронировать их на указанные даты, а администраторам — управлять объектами размещения и заявками на бронирование через административную панель.</w:t>
+      <w:bookmarkStart w:id="0" w:name="_Hlk200732890"/>
+      <w:r>
+        <w:rPr>
+          <w:rFonts w:ascii="Times New Roman" w:hAnsi="Times New Roman" w:cs="Times New Roman"/>
+          <w:sz w:val="28"/>
+          <w:szCs w:val="28"/>
+        </w:rPr>
+        <w:t>Целью данной курсовой работы является разработка веб-приложения для онлайн-бронирования номеров в сети отелей. Приложение должно позволять пользователям просматривать доступные отели и номера, бронировать их на указанные даты, а администраторам — управлять объектами размещения и заявками на бронирование через административную панель</w:t>
+      </w:r>
+      <w:bookmarkEnd w:id="0"/>
+      <w:r>
+        <w:rPr>
+          <w:rFonts w:ascii="Times New Roman" w:hAnsi="Times New Roman" w:cs="Times New Roman"/>
+          <w:sz w:val="28"/>
+          <w:szCs w:val="28"/>
+        </w:rPr>
+        <w:t>.</w:t>
       </w:r>
     </w:p>
     <w:p>
@@ -228,13 +238,41 @@
           <w:szCs w:val="28"/>
         </w:rPr>
       </w:pPr>
-      <w:r>
-        <w:rPr>
-          <w:rFonts w:ascii="Times New Roman" w:hAnsi="Times New Roman" w:cs="Times New Roman"/>
-          <w:sz w:val="28"/>
-          <w:szCs w:val="28"/>
-        </w:rPr>
-        <w:t>Проанализировать предметную область и существующие решения в области онлайн-бронирования;</w:t>
+      <w:bookmarkStart w:id="1" w:name="_Hlk200732911"/>
+      <w:r>
+        <w:rPr>
+          <w:rFonts w:ascii="Times New Roman" w:hAnsi="Times New Roman" w:cs="Times New Roman"/>
+          <w:sz w:val="28"/>
+          <w:szCs w:val="28"/>
+        </w:rPr>
+        <w:t xml:space="preserve">Проанализировать </w:t>
+      </w:r>
+      <w:bookmarkStart w:id="2" w:name="_Hlk200732925"/>
+      <w:r>
+        <w:rPr>
+          <w:rFonts w:ascii="Times New Roman" w:hAnsi="Times New Roman" w:cs="Times New Roman"/>
+          <w:sz w:val="28"/>
+          <w:szCs w:val="28"/>
+        </w:rPr>
+        <w:t>предметную область и существующие решения в области</w:t>
+      </w:r>
+      <w:bookmarkEnd w:id="2"/>
+      <w:r>
+        <w:rPr>
+          <w:rFonts w:ascii="Times New Roman" w:hAnsi="Times New Roman" w:cs="Times New Roman"/>
+          <w:sz w:val="28"/>
+          <w:szCs w:val="28"/>
+        </w:rPr>
+        <w:t xml:space="preserve"> онлайн-бронирования</w:t>
+      </w:r>
+      <w:bookmarkEnd w:id="1"/>
+      <w:r>
+        <w:rPr>
+          <w:rFonts w:ascii="Times New Roman" w:hAnsi="Times New Roman" w:cs="Times New Roman"/>
+          <w:sz w:val="28"/>
+          <w:szCs w:val="28"/>
+        </w:rPr>
+        <w:t>;</w:t>
       </w:r>
     </w:p>
     <w:p>
@@ -256,43 +294,41 @@
           <w:sz w:val="28"/>
           <w:szCs w:val="28"/>
         </w:rPr>
-        <w:t xml:space="preserve">Выполнить обзор современных технологий веб-разработки с использованием </w:t>
-      </w:r>
-      <w:proofErr w:type="spellStart"/>
-      <w:r>
-        <w:rPr>
-          <w:rFonts w:ascii="Times New Roman" w:hAnsi="Times New Roman" w:cs="Times New Roman"/>
-          <w:sz w:val="28"/>
-          <w:szCs w:val="28"/>
-        </w:rPr>
-        <w:t>Django</w:t>
-      </w:r>
-      <w:proofErr w:type="spellEnd"/>
-      <w:r>
-        <w:rPr>
-          <w:rFonts w:ascii="Times New Roman" w:hAnsi="Times New Roman" w:cs="Times New Roman"/>
-          <w:sz w:val="28"/>
-          <w:szCs w:val="28"/>
-        </w:rPr>
-        <w:t xml:space="preserve"> и </w:t>
-      </w:r>
-      <w:proofErr w:type="spellStart"/>
-      <w:r>
-        <w:rPr>
-          <w:rFonts w:ascii="Times New Roman" w:hAnsi="Times New Roman" w:cs="Times New Roman"/>
-          <w:sz w:val="28"/>
-          <w:szCs w:val="28"/>
-        </w:rPr>
-        <w:t>Tailwind</w:t>
-      </w:r>
-      <w:proofErr w:type="spellEnd"/>
-      <w:r>
-        <w:rPr>
-          <w:rFonts w:ascii="Times New Roman" w:hAnsi="Times New Roman" w:cs="Times New Roman"/>
-          <w:sz w:val="28"/>
-          <w:szCs w:val="28"/>
-        </w:rPr>
-        <w:t xml:space="preserve"> CSS;</w:t>
+        <w:t xml:space="preserve">Выполнить обзор </w:t>
+      </w:r>
+      <w:bookmarkStart w:id="3" w:name="_Hlk200733283"/>
+      <w:r>
+        <w:rPr>
+          <w:rFonts w:ascii="Times New Roman" w:hAnsi="Times New Roman" w:cs="Times New Roman"/>
+          <w:sz w:val="28"/>
+          <w:szCs w:val="28"/>
+        </w:rPr>
+        <w:t xml:space="preserve">современных технологий </w:t>
+      </w:r>
+      <w:r>
+        <w:rPr>
+          <w:rFonts w:ascii="Times New Roman" w:hAnsi="Times New Roman" w:cs="Times New Roman"/>
+          <w:sz w:val="28"/>
+          <w:szCs w:val="28"/>
+        </w:rPr>
+        <w:t>для создания клиентских</w:t>
+      </w:r>
+      <w:bookmarkEnd w:id="3"/>
+      <w:r>
+        <w:rPr>
+          <w:rFonts w:ascii="Times New Roman" w:hAnsi="Times New Roman" w:cs="Times New Roman"/>
+          <w:sz w:val="28"/>
+          <w:szCs w:val="28"/>
+        </w:rPr>
+        <w:t xml:space="preserve"> веб-интерфейсов</w:t>
+      </w:r>
+      <w:r>
+        <w:rPr>
+          <w:rFonts w:ascii="Times New Roman" w:hAnsi="Times New Roman" w:cs="Times New Roman"/>
+          <w:sz w:val="28"/>
+          <w:szCs w:val="28"/>
+        </w:rPr>
+        <w:t>;</w:t>
       </w:r>
     </w:p>
     <w:p>
@@ -399,7 +435,7 @@
           <w:szCs w:val="28"/>
         </w:rPr>
         <w:pict w14:anchorId="423B67C0">
-          <v:rect id="_x0000_i1038" style="width:0;height:1.5pt" o:hralign="center" o:hrstd="t" o:hr="t" fillcolor="#a0a0a0" stroked="f"/>
+          <v:rect id="_x0000_i1026" style="width:0;height:1.5pt" o:hralign="center" o:hrstd="t" o:hr="t" fillcolor="#a0a0a0" stroked="f"/>
         </w:pict>
       </w:r>
     </w:p>
@@ -434,6 +470,7 @@
           <w:szCs w:val="28"/>
         </w:rPr>
       </w:pPr>
+      <w:bookmarkStart w:id="4" w:name="_Hlk200734426"/>
       <w:r>
         <w:rPr>
           <w:rFonts w:ascii="Times New Roman" w:hAnsi="Times New Roman" w:cs="Times New Roman"/>
@@ -637,7 +674,16 @@
           <w:sz w:val="28"/>
           <w:szCs w:val="28"/>
         </w:rPr>
-        <w:t>В заключении подведены итоги работы. Отмечена успешная реализация основных функций, соответствие поставленным требованиям, а также предложены направления для дальнейшего развития проекта, включая добавление онлайн-оплаты, REST API и расширение административных возможностей.</w:t>
+        <w:t>В заключении подведены итоги работы. Отмечена успешная реализация основных функций, соответствие поставленным требованиям, а также предложены направления для дальнейшего развития проекта, включая добавление онлайн-оплаты, REST API и расширение административных возможностей</w:t>
+      </w:r>
+      <w:bookmarkEnd w:id="4"/>
+      <w:r>
+        <w:rPr>
+          <w:rFonts w:ascii="Times New Roman" w:hAnsi="Times New Roman" w:cs="Times New Roman"/>
+          <w:sz w:val="28"/>
+          <w:szCs w:val="28"/>
+        </w:rPr>
+        <w:t>.</w:t>
       </w:r>
     </w:p>
     <w:p>
@@ -1384,6 +1430,7 @@
   <w:style w:type="character" w:default="1" w:styleId="a0">
     <w:name w:val="Default Paragraph Font"/>
     <w:uiPriority w:val="1"/>
+    <w:semiHidden/>
     <w:unhideWhenUsed/>
   </w:style>
   <w:style w:type="table" w:default="1" w:styleId="a1">
